--- a/sba_application/01_company_profile/Affiliate_and_Size_Standard_MEMO.docx
+++ b/sba_application/01_company_profile/Affiliate_and_Size_Standard_MEMO.docx
@@ -347,7 +347,7 @@
               <w:rPr>
                 <w:sz w:val="19"/>
               </w:rPr>
-              <w:t>Bullard is a 19.9% passive minority investor in the borrower</w:t>
+              <w:t>Bullard is a 19.5% passive minority investor in the borrower</w:t>
             </w:r>
           </w:p>
         </w:tc>
@@ -448,7 +448,7 @@
           <w:i w:val="0"/>
           <w:sz w:val="21"/>
         </w:rPr>
-        <w:t>Mr. Bullard is a 19.9% passive minority investor in the borrower with protective minority rights but no operational control (see OA Amendment No. 1 and his Investor Attestation). Because he does not control the borrower, his other business holdings generally do not pull into the borrower's affiliation group. However, SBA may review entities Bullard controls (&gt;50%) for completeness. [Confirm: list any business in which Mr. Bullard holds 50%+, or confirm none known.]</w:t>
+        <w:t>Mr. Bullard is a 19.5% passive minority investor in the borrower with protective minority rights but no operational control (see OA Amendment No. 1 and his Investor Attestation). Because he does not control the borrower, his other business holdings generally do not pull into the borrower's affiliation group. However, SBA may review entities Bullard controls (&gt;50%) for completeness. [Confirm: list any business in which Mr. Bullard holds 50%+, or confirm none known.]</w:t>
       </w:r>
     </w:p>
     <w:p>

--- a/sba_application/01_company_profile/Affiliate_and_Size_Standard_MEMO.docx
+++ b/sba_application/01_company_profile/Affiliate_and_Size_Standard_MEMO.docx
@@ -468,7 +468,7 @@
           <w:i w:val="0"/>
           <w:sz w:val="21"/>
         </w:rPr>
-        <w:t>Silas R. Shelton, Dana L. Davenport, and Bradley G. Woodard hold 13.3% each (Restricted Interests, milestone-vested) and serve in operating roles. None controls the borrower. Their prior or current employers are relevant to non-compete / non-solicit and transition questions (addressed separately), not to affiliation. Mr. Woodard has confirmed he has no non-compete with his current employer.</w:t>
+        <w:t>Silas R. Shelton, Dana L. Davenport, and Bradley G. Woodard hold 13.3% each (Restricted Interests; a 4.9% vested base earning up to a fully-vested 13.3% on a dual trigger) and serve in operating roles. None controls the borrower. Their prior or current employers are relevant to non-compete / non-solicit and transition questions (addressed separately), not to affiliation. Mr. Woodard has confirmed he has no non-compete with his current employer.</w:t>
       </w:r>
     </w:p>
     <w:p>

--- a/sba_application/01_company_profile/Affiliate_and_Size_Standard_MEMO.docx
+++ b/sba_application/01_company_profile/Affiliate_and_Size_Standard_MEMO.docx
@@ -468,7 +468,7 @@
           <w:i w:val="0"/>
           <w:sz w:val="21"/>
         </w:rPr>
-        <w:t>Silas R. Shelton, Dana L. Davenport, and Bradley G. Woodard hold 13.3% each (Restricted Interests; a 4.9% vested base earning up to a fully-vested 13.3% on a dual trigger) and serve in operating roles. None controls the borrower. Their prior or current employers are relevant to non-compete / non-solicit and transition questions (addressed separately), not to affiliation. Mr. Woodard has confirmed he has no non-compete with his current employer.</w:t>
+        <w:t>Silas R. Shelton, Dana L. Davenport, and Bradley G. Woodard hold 13.3% each (Restricted Interests; the full 13.3% forfeitable until vested - a 4.9% time-vested base plus an 8.4% dual-trigger earn-up) and serve in operating roles. None controls the borrower. Their prior or current employers are relevant to non-compete / non-solicit and transition questions (addressed separately), not to affiliation. Mr. Woodard has confirmed he has no non-compete with his current employer.</w:t>
       </w:r>
     </w:p>
     <w:p>

--- a/sba_application/01_company_profile/Affiliate_and_Size_Standard_MEMO.docx
+++ b/sba_application/01_company_profile/Affiliate_and_Size_Standard_MEMO.docx
@@ -20,7 +20,7 @@
           <w:color w:val="606060"/>
           <w:sz w:val="18"/>
         </w:rPr>
-        <w:t>SBA 7(a) Application - Tyler Hospice HoldCo L.L.C. (dba Azalea Hospice &amp; Palliative Care)</w:t>
+        <w:t>SBA 7(a) Application - Tyler Hospice Hold, LLC (dba Azalea Hospice &amp; Palliative Care)</w:t>
       </w:r>
     </w:p>
     <w:p>
@@ -508,7 +508,7 @@
           <w:color w:val="606060"/>
           <w:sz w:val="16"/>
         </w:rPr>
-        <w:t>Prepared for the SBA 7(a) loan application of Tyler Hospice Hold LLC (dba Azalea Hospice &amp; Palliative Care). Confidential.</w:t>
+        <w:t>Prepared for the SBA 7(a) loan application of Tyler Hospice Hold, LLC (dba Azalea Hospice &amp; Palliative Care). Confidential.</w:t>
       </w:r>
     </w:p>
     <w:sectPr>

--- a/sba_application/01_company_profile/Affiliate_and_Size_Standard_MEMO.docx
+++ b/sba_application/01_company_profile/Affiliate_and_Size_Standard_MEMO.docx
@@ -70,7 +70,7 @@
           <w:i w:val="0"/>
           <w:sz w:val="21"/>
         </w:rPr>
-        <w:t>Under 13 CFR 121.103, affiliation arises principally through control - common ownership of more than 50%, common management, or identity of interest. The borrower's controlling party is Geoff Schackmann, through Adeline &amp; Lilah, LLC (39.9%) and as Manager. Affiliation is therefore assessed primarily through Mr. Schackmann's other controlled entities.</w:t>
+        <w:t>Under 13 CFR 121.103, affiliation arises principally through control - common ownership of more than 50%, common management, or identity of interest. The borrower's controlling party is Geoff Schackmann, who owns 39.9% directly as an individual and serves as Manager. Affiliation is therefore assessed primarily through Mr. Schackmann's other controlled entities.</w:t>
       </w:r>
     </w:p>
     <w:tbl>
@@ -202,64 +202,6 @@
                 <w:sz w:val="19"/>
               </w:rPr>
               <w:t>Yes - consolidated as subsidiary</w:t>
-            </w:r>
-          </w:p>
-        </w:tc>
-      </w:tr>
-      <w:tr>
-        <w:tc>
-          <w:tcPr>
-            <w:tcW w:type="dxa" w:w="2736"/>
-          </w:tcPr>
-          <w:p>
-            <w:r/>
-            <w:r>
-              <w:rPr>
-                <w:sz w:val="19"/>
-              </w:rPr>
-              <w:t>Adeline &amp; Lilah, LLC (AZ)</w:t>
-            </w:r>
-          </w:p>
-        </w:tc>
-        <w:tc>
-          <w:tcPr>
-            <w:tcW w:type="dxa" w:w="3168"/>
-          </w:tcPr>
-          <w:p>
-            <w:r/>
-            <w:r>
-              <w:rPr>
-                <w:sz w:val="19"/>
-              </w:rPr>
-              <w:t>Holding entity for Geoff's interest in the borrower</w:t>
-            </w:r>
-          </w:p>
-        </w:tc>
-        <w:tc>
-          <w:tcPr>
-            <w:tcW w:type="dxa" w:w="2880"/>
-          </w:tcPr>
-          <w:p>
-            <w:r/>
-            <w:r>
-              <w:rPr>
-                <w:sz w:val="19"/>
-              </w:rPr>
-              <w:t>50% member + Manager</w:t>
-            </w:r>
-          </w:p>
-        </w:tc>
-        <w:tc>
-          <w:tcPr>
-            <w:tcW w:type="dxa" w:w="1728"/>
-          </w:tcPr>
-          <w:p>
-            <w:r/>
-            <w:r>
-              <w:rPr>
-                <w:sz w:val="19"/>
-              </w:rPr>
-              <w:t>Yes - upstream holder; no operations</w:t>
             </w:r>
           </w:p>
         </w:tc>
@@ -488,7 +430,7 @@
           <w:i w:val="0"/>
           <w:sz w:val="21"/>
         </w:rPr>
-        <w:t>After giving effect to the CHOW, the borrower's affiliate group consists of the borrower, its wholly owned subsidiary Hickory Hospice LLC, and the upstream holding entity Adeline &amp; Lilah, LLC (non-operating). Combined average annual receipts are well below the applicable size standard. VistaRiver Inc is not an affiliate (passive creditor relationship only). The borrower is a small business concern eligible for SBA 7(a) financing, subject to the lender's confirmation of the current size threshold and the two open confirmations noted above.</w:t>
+        <w:t>After giving effect to the CHOW, the borrower's affiliate group consists of the borrower and its wholly owned subsidiary Hickory Hospice LLC. Geoff Schackmann owns his 39.9% interest directly as an individual, so there is no intervening holding entity. Combined average annual receipts are well below the applicable size standard. VistaRiver Inc is not an affiliate (passive creditor relationship only). The borrower is a small business concern eligible for SBA 7(a) financing, subject to the lender's confirmation of the current size threshold and the two open confirmations noted above.</w:t>
       </w:r>
     </w:p>
     <w:p>
